--- a/dokumentacio.docx
+++ b/dokumentacio.docx
@@ -362,7 +362,7 @@
           <w:vertAlign w:val="baseline"/>
           <w:rtl w:val="0"/>
         </w:rPr>
-        <w:t xml:space="preserve">Ha változtatunk a nyelven akkor egy listából olvasódik ki a kért nyelven a kért megszámozott szöveg, vagyis minden szövegnek van egy számozása amely alapján meghívhatjuk az adott szöveget a megfelelő helyre. Fontos hogy mindkét nyelvnél ha van két azonos szöveg amelyeknek azonos a jelentése mindkét nyelven ugyan azt a számozást kapják vagyis a szövegeket ugyan abban a sorrendben kell tárolni mindkét nyelven. A "language" nevű tömbön belül található még két tömb az egyik a "HU"-nevezetű tömb a másik az "EN" nevezetű tömb. Hogy melyik nyelven jelenik meg egy szöveg az dönti el hogy egy változó a "currentLanguage" amely a nyelvet tárolja el "string"-ként hogy "HU" vagy "EN". Tehát a "language" tömbnek vesszük a "currentLanguage"-edik elemeét tehát a "currentLanguage" változó dönti el hogy a "language" tömbnek melyik nyelvű szövegeit használjuk éppen fel.</w:t>
+        <w:t xml:space="preserve">Ha változtatunk a nyelven akkor egy listából olvasódik ki a kért nyelven a kért megszámozott szöveg, vagyis minden szövegnek van egy számozása amely alapján meghívhatjuk az adott szöveget a megfelelő helyre. Fontos hogy mindkét nyelvnél ha van két azonos szöveg amelyeknek azonos a jelentése mindkét nyelven ugyan azt a számozást kapják vagyis a szövegeket ugyan abban a sorrendben kell tárolni mindkét nyelven. A "language" nevű tömbön belül található még két tömb az egyik a "HU"-nevezetű tömb a másik az "EN" nevezetű tömb. Hogy melyik nyelven jelenik meg egy szöveg az dönti el hogy egy változó a "currentLanguage" amely a nyelvet tárolja el "string"-ként hogy "HU" vagy "EN". Tehát a "language" tömbnek vesszük a "currentLanguage"-edik elemét tehát a "currentLanguage" változó dönti el hogy a "language" tömbnek melyik nyelvű szövegeit használjuk éppen fel.</w:t>
       </w:r>
     </w:p>
     <w:p>
@@ -1221,12 +1221,12 @@
           <wp:inline distB="114300" distT="114300" distL="114300" distR="114300">
             <wp:extent cx="4000500" cy="3448050"/>
             <wp:effectExtent b="0" l="0" r="0" t="0"/>
-            <wp:docPr id="6" name="image3.png"/>
+            <wp:docPr id="5" name="image5.png"/>
             <a:graphic>
               <a:graphicData uri="http://schemas.openxmlformats.org/drawingml/2006/picture">
                 <pic:pic>
                   <pic:nvPicPr>
-                    <pic:cNvPr id="0" name="image3.png"/>
+                    <pic:cNvPr id="0" name="image5.png"/>
                     <pic:cNvPicPr preferRelativeResize="0"/>
                   </pic:nvPicPr>
                   <pic:blipFill>
@@ -1332,12 +1332,12 @@
           <wp:inline distB="114300" distT="114300" distL="114300" distR="114300">
             <wp:extent cx="4000500" cy="4772025"/>
             <wp:effectExtent b="0" l="0" r="0" t="0"/>
-            <wp:docPr id="7" name="image7.png"/>
+            <wp:docPr id="4" name="image2.png"/>
             <a:graphic>
               <a:graphicData uri="http://schemas.openxmlformats.org/drawingml/2006/picture">
                 <pic:pic>
                   <pic:nvPicPr>
-                    <pic:cNvPr id="0" name="image7.png"/>
+                    <pic:cNvPr id="0" name="image2.png"/>
                     <pic:cNvPicPr preferRelativeResize="0"/>
                   </pic:nvPicPr>
                   <pic:blipFill>
@@ -1484,12 +1484,12 @@
           <wp:inline distB="114300" distT="114300" distL="114300" distR="114300">
             <wp:extent cx="5943600" cy="3352800"/>
             <wp:effectExtent b="0" l="0" r="0" t="0"/>
-            <wp:docPr id="1" name="image1.png"/>
+            <wp:docPr id="7" name="image7.png"/>
             <a:graphic>
               <a:graphicData uri="http://schemas.openxmlformats.org/drawingml/2006/picture">
                 <pic:pic>
                   <pic:nvPicPr>
-                    <pic:cNvPr id="0" name="image1.png"/>
+                    <pic:cNvPr id="0" name="image7.png"/>
                     <pic:cNvPicPr preferRelativeResize="0"/>
                   </pic:nvPicPr>
                   <pic:blipFill>
@@ -1561,12 +1561,12 @@
           <wp:inline distB="114300" distT="114300" distL="114300" distR="114300">
             <wp:extent cx="3962400" cy="4781550"/>
             <wp:effectExtent b="0" l="0" r="0" t="0"/>
-            <wp:docPr id="2" name="image2.png"/>
+            <wp:docPr id="6" name="image3.png"/>
             <a:graphic>
               <a:graphicData uri="http://schemas.openxmlformats.org/drawingml/2006/picture">
                 <pic:pic>
                   <pic:nvPicPr>
-                    <pic:cNvPr id="0" name="image2.png"/>
+                    <pic:cNvPr id="0" name="image3.png"/>
                     <pic:cNvPicPr preferRelativeResize="0"/>
                   </pic:nvPicPr>
                   <pic:blipFill>
@@ -1638,12 +1638,12 @@
           <wp:inline distB="114300" distT="114300" distL="114300" distR="114300">
             <wp:extent cx="4572000" cy="5257800"/>
             <wp:effectExtent b="0" l="0" r="0" t="0"/>
-            <wp:docPr id="4" name="image5.png"/>
+            <wp:docPr id="2" name="image1.png"/>
             <a:graphic>
               <a:graphicData uri="http://schemas.openxmlformats.org/drawingml/2006/picture">
                 <pic:pic>
                   <pic:nvPicPr>
-                    <pic:cNvPr id="0" name="image5.png"/>
+                    <pic:cNvPr id="0" name="image1.png"/>
                     <pic:cNvPicPr preferRelativeResize="0"/>
                   </pic:nvPicPr>
                   <pic:blipFill>
@@ -1747,7 +1747,7 @@
           <wp:inline distB="114300" distT="114300" distL="114300" distR="114300">
             <wp:extent cx="3390900" cy="1647825"/>
             <wp:effectExtent b="0" l="0" r="0" t="0"/>
-            <wp:docPr id="5" name="image4.png"/>
+            <wp:docPr id="1" name="image4.png"/>
             <a:graphic>
               <a:graphicData uri="http://schemas.openxmlformats.org/drawingml/2006/picture">
                 <pic:pic>
@@ -1806,14 +1806,277 @@
       <w:pPr>
         <w:spacing w:after="200" w:before="0" w:line="240" w:lineRule="auto"/>
         <w:ind w:left="0" w:right="0" w:firstLine="0"/>
-        <w:jc w:val="left"/>
-        <w:rPr>
-          <w:rFonts w:ascii="Calibri" w:cs="Calibri" w:eastAsia="Calibri" w:hAnsi="Calibri"/>
-          <w:color w:val="000000"/>
-          <w:sz w:val="28"/>
-          <w:szCs w:val="28"/>
-          <w:shd w:fill="auto" w:val="clear"/>
-          <w:vertAlign w:val="baseline"/>
+        <w:jc w:val="center"/>
+        <w:rPr>
+          <w:rFonts w:ascii="Calibri" w:cs="Calibri" w:eastAsia="Calibri" w:hAnsi="Calibri"/>
+          <w:b w:val="1"/>
+          <w:sz w:val="28"/>
+          <w:szCs w:val="28"/>
+        </w:rPr>
+      </w:pPr>
+      <w:r>
+        <w:rPr>
+          <w:rFonts w:ascii="Calibri" w:cs="Calibri" w:eastAsia="Calibri" w:hAnsi="Calibri"/>
+          <w:b w:val="1"/>
+          <w:sz w:val="28"/>
+          <w:szCs w:val="28"/>
+          <w:rtl w:val="0"/>
+        </w:rPr>
+        <w:t xml:space="preserve">Technológiák</w:t>
+      </w:r>
+    </w:p>
+    <w:p>
+      <w:pPr>
+        <w:spacing w:after="200" w:before="0" w:line="240" w:lineRule="auto"/>
+        <w:ind w:left="0" w:right="0" w:firstLine="0"/>
+        <w:rPr>
+          <w:rFonts w:ascii="Calibri" w:cs="Calibri" w:eastAsia="Calibri" w:hAnsi="Calibri"/>
+          <w:sz w:val="28"/>
+          <w:szCs w:val="28"/>
+        </w:rPr>
+      </w:pPr>
+      <w:r>
+        <w:rPr>
+          <w:rFonts w:ascii="Calibri" w:cs="Calibri" w:eastAsia="Calibri" w:hAnsi="Calibri"/>
+          <w:sz w:val="28"/>
+          <w:szCs w:val="28"/>
+          <w:rtl w:val="0"/>
+        </w:rPr>
+        <w:t xml:space="preserve">Felhasznált fejlesztői környezetek:</w:t>
+      </w:r>
+    </w:p>
+    <w:p>
+      <w:pPr>
+        <w:spacing w:after="200" w:before="0" w:line="240" w:lineRule="auto"/>
+        <w:ind w:left="0" w:right="0" w:firstLine="0"/>
+        <w:rPr>
+          <w:rFonts w:ascii="Calibri" w:cs="Calibri" w:eastAsia="Calibri" w:hAnsi="Calibri"/>
+          <w:sz w:val="28"/>
+          <w:szCs w:val="28"/>
+        </w:rPr>
+      </w:pPr>
+      <w:r>
+        <w:rPr>
+          <w:rFonts w:ascii="Calibri" w:cs="Calibri" w:eastAsia="Calibri" w:hAnsi="Calibri"/>
+          <w:sz w:val="28"/>
+          <w:szCs w:val="28"/>
+          <w:rtl w:val="0"/>
+        </w:rPr>
+        <w:t xml:space="preserve">-Visual Studio Code</w:t>
+      </w:r>
+    </w:p>
+    <w:p>
+      <w:pPr>
+        <w:spacing w:after="200" w:before="0" w:line="240" w:lineRule="auto"/>
+        <w:ind w:left="0" w:right="0" w:firstLine="0"/>
+        <w:rPr>
+          <w:rFonts w:ascii="Calibri" w:cs="Calibri" w:eastAsia="Calibri" w:hAnsi="Calibri"/>
+          <w:sz w:val="28"/>
+          <w:szCs w:val="28"/>
+        </w:rPr>
+      </w:pPr>
+      <w:r>
+        <w:rPr>
+          <w:rFonts w:ascii="Calibri" w:cs="Calibri" w:eastAsia="Calibri" w:hAnsi="Calibri"/>
+          <w:sz w:val="28"/>
+          <w:szCs w:val="28"/>
+          <w:rtl w:val="0"/>
+        </w:rPr>
+        <w:t xml:space="preserve">-Visual Studio 2022</w:t>
+      </w:r>
+    </w:p>
+    <w:p>
+      <w:pPr>
+        <w:spacing w:after="200" w:before="0" w:line="240" w:lineRule="auto"/>
+        <w:ind w:left="0" w:right="0" w:firstLine="0"/>
+        <w:rPr>
+          <w:rFonts w:ascii="Calibri" w:cs="Calibri" w:eastAsia="Calibri" w:hAnsi="Calibri"/>
+          <w:sz w:val="28"/>
+          <w:szCs w:val="28"/>
+        </w:rPr>
+      </w:pPr>
+      <w:r>
+        <w:rPr>
+          <w:rtl w:val="0"/>
+        </w:rPr>
+      </w:r>
+    </w:p>
+    <w:p>
+      <w:pPr>
+        <w:spacing w:after="200" w:before="0" w:line="240" w:lineRule="auto"/>
+        <w:ind w:left="0" w:right="0" w:firstLine="0"/>
+        <w:rPr>
+          <w:rFonts w:ascii="Calibri" w:cs="Calibri" w:eastAsia="Calibri" w:hAnsi="Calibri"/>
+          <w:sz w:val="28"/>
+          <w:szCs w:val="28"/>
+        </w:rPr>
+      </w:pPr>
+      <w:r>
+        <w:rPr>
+          <w:rFonts w:ascii="Calibri" w:cs="Calibri" w:eastAsia="Calibri" w:hAnsi="Calibri"/>
+          <w:sz w:val="28"/>
+          <w:szCs w:val="28"/>
+          <w:rtl w:val="0"/>
+        </w:rPr>
+        <w:t xml:space="preserve">1.Backend Működése:</w:t>
+      </w:r>
+    </w:p>
+    <w:p>
+      <w:pPr>
+        <w:spacing w:after="200" w:before="0" w:line="240" w:lineRule="auto"/>
+        <w:ind w:left="0" w:right="0" w:firstLine="0"/>
+        <w:rPr>
+          <w:rFonts w:ascii="Calibri" w:cs="Calibri" w:eastAsia="Calibri" w:hAnsi="Calibri"/>
+          <w:sz w:val="28"/>
+          <w:szCs w:val="28"/>
+        </w:rPr>
+      </w:pPr>
+      <w:r>
+        <w:rPr>
+          <w:rFonts w:ascii="Calibri" w:cs="Calibri" w:eastAsia="Calibri" w:hAnsi="Calibri"/>
+          <w:sz w:val="28"/>
+          <w:szCs w:val="28"/>
+          <w:rtl w:val="0"/>
+        </w:rPr>
+        <w:t xml:space="preserve">Visual Studio 2022-ben írt c# (csharp) nyelven. Megírtuk a szükséges ‘controller’-eket és “DTO”-kat valamint osztályokat. A backend az úgynevezett “Entity Framework” segítségével működik. Rengeteg végpontot írtunk a siker érdekében. Minden ‘controller’-ben van ‘GET’, ‘POST’, ’PUT’ és ‘DELETE’ kérés.</w:t>
+      </w:r>
+    </w:p>
+    <w:p>
+      <w:pPr>
+        <w:spacing w:after="200" w:before="0" w:line="240" w:lineRule="auto"/>
+        <w:ind w:left="0" w:right="0" w:firstLine="0"/>
+        <w:rPr>
+          <w:rFonts w:ascii="Calibri" w:cs="Calibri" w:eastAsia="Calibri" w:hAnsi="Calibri"/>
+          <w:sz w:val="28"/>
+          <w:szCs w:val="28"/>
+        </w:rPr>
+      </w:pPr>
+      <w:r>
+        <w:rPr>
+          <w:rFonts w:ascii="Calibri" w:cs="Calibri" w:eastAsia="Calibri" w:hAnsi="Calibri"/>
+          <w:sz w:val="28"/>
+          <w:szCs w:val="28"/>
+          <w:rtl w:val="0"/>
+        </w:rPr>
+        <w:t xml:space="preserve">2.Frontend Működése:</w:t>
+      </w:r>
+    </w:p>
+    <w:p>
+      <w:pPr>
+        <w:spacing w:after="200" w:before="0" w:line="240" w:lineRule="auto"/>
+        <w:ind w:left="0" w:right="0" w:firstLine="0"/>
+        <w:rPr>
+          <w:rFonts w:ascii="Calibri" w:cs="Calibri" w:eastAsia="Calibri" w:hAnsi="Calibri"/>
+          <w:sz w:val="28"/>
+          <w:szCs w:val="28"/>
+        </w:rPr>
+      </w:pPr>
+      <w:r>
+        <w:rPr>
+          <w:rFonts w:ascii="Calibri" w:cs="Calibri" w:eastAsia="Calibri" w:hAnsi="Calibri"/>
+          <w:sz w:val="28"/>
+          <w:szCs w:val="28"/>
+          <w:rtl w:val="0"/>
+        </w:rPr>
+        <w:t xml:space="preserve">Visual Studio Code-ban írt React nyelven. Az App.jsx tartalmazza az aloldal kinézetét. Van bejelentkezési lehetőség illetve kijelentkezési lehetőség.</w:t>
+      </w:r>
+    </w:p>
+    <w:p>
+      <w:pPr>
+        <w:spacing w:after="200" w:before="0" w:line="240" w:lineRule="auto"/>
+        <w:ind w:left="0" w:right="0" w:firstLine="0"/>
+        <w:rPr>
+          <w:rFonts w:ascii="Calibri" w:cs="Calibri" w:eastAsia="Calibri" w:hAnsi="Calibri"/>
+          <w:sz w:val="28"/>
+          <w:szCs w:val="28"/>
+        </w:rPr>
+      </w:pPr>
+      <w:r>
+        <w:rPr>
+          <w:rFonts w:ascii="Calibri" w:cs="Calibri" w:eastAsia="Calibri" w:hAnsi="Calibri"/>
+          <w:sz w:val="28"/>
+          <w:szCs w:val="28"/>
+          <w:rtl w:val="0"/>
+        </w:rPr>
+        <w:t xml:space="preserve">3.Adatbázis működése:</w:t>
+      </w:r>
+    </w:p>
+    <w:p>
+      <w:pPr>
+        <w:spacing w:after="200" w:before="0" w:line="240" w:lineRule="auto"/>
+        <w:ind w:left="0" w:right="0" w:firstLine="0"/>
+        <w:rPr>
+          <w:rFonts w:ascii="Calibri" w:cs="Calibri" w:eastAsia="Calibri" w:hAnsi="Calibri"/>
+          <w:sz w:val="28"/>
+          <w:szCs w:val="28"/>
+        </w:rPr>
+      </w:pPr>
+      <w:r>
+        <w:rPr>
+          <w:rFonts w:ascii="Calibri" w:cs="Calibri" w:eastAsia="Calibri" w:hAnsi="Calibri"/>
+          <w:sz w:val="28"/>
+          <w:szCs w:val="28"/>
+          <w:rtl w:val="0"/>
+        </w:rPr>
+        <w:t xml:space="preserve">MySQL-t használunk az adatbázisunk működéséhez.</w:t>
+      </w:r>
+    </w:p>
+    <w:p>
+      <w:pPr>
+        <w:spacing w:after="200" w:before="0" w:line="240" w:lineRule="auto"/>
+        <w:ind w:left="0" w:right="0" w:firstLine="0"/>
+        <w:rPr>
+          <w:rFonts w:ascii="Calibri" w:cs="Calibri" w:eastAsia="Calibri" w:hAnsi="Calibri"/>
+          <w:sz w:val="28"/>
+          <w:szCs w:val="28"/>
+        </w:rPr>
+      </w:pPr>
+      <w:r>
+        <w:rPr>
+          <w:rtl w:val="0"/>
+        </w:rPr>
+      </w:r>
+    </w:p>
+    <w:p>
+      <w:pPr>
+        <w:spacing w:after="200" w:before="0" w:line="240" w:lineRule="auto"/>
+        <w:ind w:left="0" w:right="0" w:firstLine="0"/>
+        <w:rPr>
+          <w:rFonts w:ascii="Calibri" w:cs="Calibri" w:eastAsia="Calibri" w:hAnsi="Calibri"/>
+          <w:sz w:val="28"/>
+          <w:szCs w:val="28"/>
+        </w:rPr>
+      </w:pPr>
+      <w:r>
+        <w:rPr>
+          <w:rtl w:val="0"/>
+        </w:rPr>
+      </w:r>
+    </w:p>
+    <w:p>
+      <w:pPr>
+        <w:spacing w:after="200" w:before="0" w:line="240" w:lineRule="auto"/>
+        <w:ind w:left="0" w:right="0" w:firstLine="0"/>
+        <w:rPr>
+          <w:rFonts w:ascii="Calibri" w:cs="Calibri" w:eastAsia="Calibri" w:hAnsi="Calibri"/>
+          <w:sz w:val="28"/>
+          <w:szCs w:val="28"/>
+        </w:rPr>
+      </w:pPr>
+      <w:r>
+        <w:rPr>
+          <w:rtl w:val="0"/>
+        </w:rPr>
+      </w:r>
+    </w:p>
+    <w:p>
+      <w:pPr>
+        <w:spacing w:after="200" w:before="0" w:line="240" w:lineRule="auto"/>
+        <w:ind w:left="0" w:right="0" w:firstLine="0"/>
+        <w:rPr>
+          <w:rFonts w:ascii="Calibri" w:cs="Calibri" w:eastAsia="Calibri" w:hAnsi="Calibri"/>
+          <w:sz w:val="28"/>
+          <w:szCs w:val="28"/>
         </w:rPr>
       </w:pPr>
       <w:r>
